--- a/docs/project/eyal-ceo-submissions-and-responses/to-eyal/2026-03-30--final-spec-package-for-eyal/2026-03-30--for-eyal-choices-v1.2--v2-final.docx
+++ b/docs/project/eyal-ceo-submissions-and-responses/to-eyal/2026-03-30--final-spec-package-for-eyal/2026-03-30--for-eyal-choices-v1.2--v2-final.docx
@@ -112,7 +112,63 @@
           <w:b w:val="0"/>
           <w:sz w:val="22"/>
         </w:rPr>
-        <w:t>מקור החלטות צוות: `../team-100-preplanning/SPEC-V1.2-DECISIONS-LOCK-2026-03-30.md`.</w:t>
+        <w:t>מקור החלטות צוות: `../../team-100-preplanning/SPEC-V1.2-DECISIONS-LOCK-2026-03-30.md`.</w:t>
+      </w:r>
+    </w:p>
+    <w:p>
+      <w:pPr>
+        <w:jc w:val="right"/>
+      </w:pPr>
+      <w:r>
+        <w:rPr>
+          <w:rFonts w:ascii="Arial" w:hAnsi="Arial" w:cs="Arial"/>
+          <w:rFonts w:ascii="Arial" w:hAnsi="Arial"/>
+          <w:b w:val="0"/>
+          <w:sz w:val="22"/>
+        </w:rPr>
+        <w:t>עדכון מפגישה 2026-03-31 + סגירה: החלטות מסוכמות ב־`../../team-100-preplanning/MEETING-MINUTES-EYAL-2026-03-31.md` (כולל טבלת סגירה 1–10); מפת אתר: `../../team-100-preplanning/SITEMAP-NEW-SITE-v2-DRAFT.md` v2.3.</w:t>
+      </w:r>
+    </w:p>
+    <w:p>
+      <w:pPr>
+        <w:jc w:val="right"/>
+      </w:pPr>
+      <w:r>
+        <w:rPr>
+          <w:rFonts w:ascii="Arial" w:hAnsi="Arial" w:cs="Arial"/>
+          <w:rFonts w:ascii="Arial" w:hAnsi="Arial"/>
+          <w:b w:val="0"/>
+          <w:sz w:val="22"/>
+        </w:rPr>
+        <w:t>תנועה וקידום (לאייל): `../../team-100-preplanning/EYAL-TRAFFIC-GROWTH-AEO-GEO-GUIDE-2026-03-29.md` — מסמך הנחיות + ייצוא Word מ־`build_eyal_ceo_deliverables.py`.</w:t>
+      </w:r>
+    </w:p>
+    <w:p>
+      <w:pPr>
+        <w:jc w:val="right"/>
+      </w:pPr>
+      <w:r>
+        <w:rPr>
+          <w:rFonts w:ascii="Arial" w:hAnsi="Arial" w:cs="Arial"/>
+          <w:rFonts w:ascii="Arial" w:hAnsi="Arial"/>
+          <w:b w:val="0"/>
+          <w:sz w:val="22"/>
+        </w:rPr>
+        <w:t>נכסי HTML לסקירה (לא חתימה ב־Git): `../assets/home-dashboard/index.html` (שלוש אופציות דף בית); `../assets/mockups/mockup-digital-course.html`; `../assets/mockups/mockup-lectures.html`; `../assets/kmd-inventory-prototype.html`.</w:t>
+      </w:r>
+    </w:p>
+    <w:p>
+      <w:pPr>
+        <w:jc w:val="right"/>
+      </w:pPr>
+      <w:r>
+        <w:rPr>
+          <w:rFonts w:ascii="Arial" w:hAnsi="Arial" w:cs="Arial"/>
+          <w:rFonts w:ascii="Arial" w:hAnsi="Arial"/>
+          <w:b w:val="0"/>
+          <w:sz w:val="22"/>
+        </w:rPr>
+        <w:t>סעיפים 1–7 למטה — לעדכן בטופס Word אם מעדיפים עותק חתום אחיד.</w:t>
       </w:r>
     </w:p>
     <w:p>
@@ -409,7 +465,7 @@
           <w:b w:val="0"/>
           <w:sz w:val="22"/>
         </w:rPr>
-        <w:t>מחקר: הושלם — פירוט מלא ב־`../team-100-preplanning/GREEN-INVOICE-CAPABILITIES-FINDINGS-2026-03-30.md` (מנוי Best+ לרוב קישורי התשלום; API/Woo לשלב עומק).</w:t>
+        <w:t>מחקר: הושלם — פירוט מלא ב־`../../team-100-preplanning/GREEN-INVOICE-CAPABILITIES-FINDINGS-2026-03-30.md` (מנוי Best+ לרוב קישורי התשלום; API/Woo לשלב עומק).</w:t>
       </w:r>
     </w:p>
     <w:p>
@@ -974,6 +1030,20 @@
           <w:b w:val="0"/>
           <w:sz w:val="22"/>
         </w:rPr>
+        <w:t>תרשים ויזואלי בדפדפן (תמונות מהאתר הקיים): `../assets/home-directions-visual.html` — פתיחה לפני פגישה / הצגה על מסך.</w:t>
+      </w:r>
+    </w:p>
+    <w:p>
+      <w:pPr>
+        <w:jc w:val="right"/>
+      </w:pPr>
+      <w:r>
+        <w:rPr>
+          <w:rFonts w:ascii="Arial" w:hAnsi="Arial" w:cs="Arial"/>
+          <w:rFonts w:ascii="Arial" w:hAnsi="Arial"/>
+          <w:b w:val="0"/>
+          <w:sz w:val="22"/>
+        </w:rPr>
         <w:t>| אפשרות | שם |</w:t>
       </w:r>
     </w:p>

--- a/docs/project/eyal-ceo-submissions-and-responses/to-eyal/2026-03-30--final-spec-package-for-eyal/2026-03-30--for-eyal-choices-v1.2--v2-final.docx
+++ b/docs/project/eyal-ceo-submissions-and-responses/to-eyal/2026-03-30--final-spec-package-for-eyal/2026-03-30--for-eyal-choices-v1.2--v2-final.docx
@@ -84,7 +84,49 @@
           <w:b w:val="0"/>
           <w:sz w:val="22"/>
         </w:rPr>
-        <w:t>הוראות: לכל סעיף — סמן אות אחת (א / ב / ג), או כתוב "שילוב:" ופרט.</w:t>
+        <w:t>עדכון נעילה: 2026-04-01 — סעיפים 1–6 ו־8 נעולים; רק §7 (דף בית) נשאר לבחירה סופית אחרי מוקאפים.</w:t>
+      </w:r>
+    </w:p>
+    <w:p>
+      <w:pPr>
+        <w:jc w:val="right"/>
+      </w:pPr>
+      <w:r>
+        <w:rPr>
+          <w:rFonts w:ascii="Arial" w:hAnsi="Arial" w:cs="Arial"/>
+          <w:rFonts w:ascii="Arial" w:hAnsi="Arial"/>
+          <w:b w:val="0"/>
+          <w:sz w:val="22"/>
+        </w:rPr>
+        <w:t>&gt; אזהרת דריפט: אל תשתמשו בטבלאות א׳/ב׳/ג׳ למטה כדי לקבוע «מה פתוח». מקור נעילות CEO: `Copy of 2026-03-31--meeting-brief-for-eyal--v1.1.docx` + `MEETING-MINUTES-EYAL-2026-03-31.md` + `SPEC-V1.2-DECISIONS-LOCK-2026-03-30.md` §13.</w:t>
+      </w:r>
+    </w:p>
+    <w:p>
+      <w:pPr>
+        <w:jc w:val="right"/>
+      </w:pPr>
+      <w:r>
+        <w:rPr>
+          <w:rFonts w:ascii="Arial" w:hAnsi="Arial" w:cs="Arial"/>
+          <w:rFonts w:ascii="Arial" w:hAnsi="Arial"/>
+          <w:b w:val="0"/>
+          <w:sz w:val="22"/>
+        </w:rPr>
+        <w:t>&gt; תפקיד מסמך זה עכשיו: ייצוא ל־Word/PDF לארכיון והתאמה לגלופות; לא SSOT להחלטות פתוחות.</w:t>
+      </w:r>
+    </w:p>
+    <w:p>
+      <w:pPr>
+        <w:jc w:val="right"/>
+      </w:pPr>
+      <w:r>
+        <w:rPr>
+          <w:rFonts w:ascii="Arial" w:hAnsi="Arial" w:cs="Arial"/>
+          <w:rFonts w:ascii="Arial" w:hAnsi="Arial"/>
+          <w:b w:val="0"/>
+          <w:sz w:val="22"/>
+        </w:rPr>
+        <w:t>הוראות (היסטוריות): לכל סעיף — סמן אות אחת (א / ב / ג), או כתוב "שילוב:" ופרט.</w:t>
       </w:r>
     </w:p>
     <w:p>
@@ -112,7 +154,7 @@
           <w:b w:val="0"/>
           <w:sz w:val="22"/>
         </w:rPr>
-        <w:t>מקור החלטות צוות: `../../team-100-preplanning/SPEC-V1.2-DECISIONS-LOCK-2026-03-30.md`.</w:t>
+        <w:t>מקור החלטות צוות לפני פגישה: `../../../team-100-preplanning/SPEC-V1.2-DECISIONS-LOCK-2026-03-30.md`.</w:t>
       </w:r>
     </w:p>
     <w:p>
@@ -126,7 +168,7 @@
           <w:b w:val="0"/>
           <w:sz w:val="22"/>
         </w:rPr>
-        <w:t>עדכון מפגישה 2026-03-31 + סגירה: החלטות מסוכמות ב־`../../team-100-preplanning/MEETING-MINUTES-EYAL-2026-03-31.md` (כולל טבלת סגירה 1–10); מפת אתר: `../../team-100-preplanning/SITEMAP-NEW-SITE-v2-DRAFT.md` v2.3.</w:t>
+        <w:t>תנועה וקידום (לאייל): `../../../team-100-preplanning/EYAL-TRAFFIC-GROWTH-AEO-GEO-GUIDE-2026-03-29.md` — מסמך הנחיות + ייצוא Word מ־`build_eyal_ceo_deliverables.py`.</w:t>
       </w:r>
     </w:p>
     <w:p>
@@ -140,7 +182,22 @@
           <w:b w:val="0"/>
           <w:sz w:val="22"/>
         </w:rPr>
-        <w:t>תנועה וקידום (לאייל): `../../team-100-preplanning/EYAL-TRAFFIC-GROWTH-AEO-GEO-GUIDE-2026-03-29.md` — מסמך הנחיות + ייצוא Word מ־`build_eyal_ceo_deliverables.py`.</w:t>
+        <w:t>נכסי HTML לסקירה: `../assets/home-dashboard/index.html` (שלוש אופציות דף בית — היחיד שעדיין דורש אישור סופי); `../assets/home-directions-visual.html`; מוקאפים נוספים כבעבר.</w:t>
+      </w:r>
+    </w:p>
+    <w:p>
+      <w:pPr>
+        <w:pStyle w:val="Heading2"/>
+        <w:jc w:val="right"/>
+      </w:pPr>
+      <w:r>
+        <w:rPr>
+          <w:rFonts w:ascii="Arial" w:hAnsi="Arial" w:cs="Arial"/>
+          <w:rFonts w:ascii="Arial" w:hAnsi="Arial"/>
+          <w:b/>
+          <w:sz w:val="24"/>
+        </w:rPr>
+        <w:t>נעול 2026-03-31 — תמצית (אל תסמנו מחדש)</w:t>
       </w:r>
     </w:p>
     <w:p>
@@ -154,7 +211,7 @@
           <w:b w:val="0"/>
           <w:sz w:val="22"/>
         </w:rPr>
-        <w:t>נכסי HTML לסקירה (לא חתימה ב־Git): `../assets/home-dashboard/index.html` (שלוש אופציות דף בית); `../assets/mockups/mockup-digital-course.html`; `../assets/mockups/mockup-lectures.html`; `../assets/kmd-inventory-prototype.html`.</w:t>
+        <w:t>| סעיף | נעילה |</w:t>
       </w:r>
     </w:p>
     <w:p>
@@ -168,7 +225,77 @@
           <w:b w:val="0"/>
           <w:sz w:val="22"/>
         </w:rPr>
-        <w:t>סעיפים 1–7 למטה — לעדכן בטופס Word אם מעדיפים עותק חתום אחיד.</w:t>
+        <w:t>|------|--------|</w:t>
+      </w:r>
+    </w:p>
+    <w:p>
+      <w:pPr>
+        <w:jc w:val="right"/>
+      </w:pPr>
+      <w:r>
+        <w:rPr>
+          <w:rFonts w:ascii="Arial" w:hAnsi="Arial" w:cs="Arial"/>
+          <w:rFonts w:ascii="Arial" w:hAnsi="Arial"/>
+          <w:b w:val="0"/>
+          <w:sz w:val="22"/>
+        </w:rPr>
+        <w:t>| 1 מותג | כותרת למשתמש: «המרכז לטיפול בדיג׳רידו - אייל עמית» · למנועים/מתחת: «המרכז לטיפול בנשימה באמצעות דיג׳ירידו - סטודיו נשימה מעגלית - אייל עמית» |</w:t>
+      </w:r>
+    </w:p>
+    <w:p>
+      <w:pPr>
+        <w:jc w:val="right"/>
+      </w:pPr>
+      <w:r>
+        <w:rPr>
+          <w:rFonts w:ascii="Arial" w:hAnsi="Arial" w:cs="Arial"/>
+          <w:rFonts w:ascii="Arial" w:hAnsi="Arial"/>
+          <w:b w:val="0"/>
+          <w:sz w:val="22"/>
+        </w:rPr>
+        <w:t>| 2 חשבונית ירוקה | כפתור בלבד (קישור Morning מעמוד מוצר) |</w:t>
+      </w:r>
+    </w:p>
+    <w:p>
+      <w:pPr>
+        <w:jc w:val="right"/>
+      </w:pPr>
+      <w:r>
+        <w:rPr>
+          <w:rFonts w:ascii="Arial" w:hAnsi="Arial" w:cs="Arial"/>
+          <w:rFonts w:ascii="Arial" w:hAnsi="Arial"/>
+          <w:b w:val="0"/>
+          <w:sz w:val="22"/>
+        </w:rPr>
+        <w:t>| 3–5 תפריט | לא א׳/ב׳/ג׳ — קובע `SITEMAP-NEW-SITE-v2-DRAFT.md` v2.3 (סטטוס APPROVED) |</w:t>
+      </w:r>
+    </w:p>
+    <w:p>
+      <w:pPr>
+        <w:jc w:val="right"/>
+      </w:pPr>
+      <w:r>
+        <w:rPr>
+          <w:rFonts w:ascii="Arial" w:hAnsi="Arial" w:cs="Arial"/>
+          <w:rFonts w:ascii="Arial" w:hAnsi="Arial"/>
+          <w:b w:val="0"/>
+          <w:sz w:val="22"/>
+        </w:rPr>
+        <w:t>| 6 EN | H1: `Didgeridoo healing center - Eyal Amit` |</w:t>
+      </w:r>
+    </w:p>
+    <w:p>
+      <w:pPr>
+        <w:jc w:val="right"/>
+      </w:pPr>
+      <w:r>
+        <w:rPr>
+          <w:rFonts w:ascii="Arial" w:hAnsi="Arial" w:cs="Arial"/>
+          <w:rFonts w:ascii="Arial" w:hAnsi="Arial"/>
+          <w:b w:val="0"/>
+          <w:sz w:val="22"/>
+        </w:rPr>
+        <w:t>| 8 קטלוג | שמירת slug + תוכן מינימלי — מאושר |</w:t>
       </w:r>
     </w:p>
     <w:p>
@@ -324,7 +451,7 @@
           <w:b/>
           <w:sz w:val="24"/>
         </w:rPr>
-        <w:t>1. ניסוח מותג ראשי (בחר אחד או שילוב)</w:t>
+        <w:t>1. ניסוח מותג ראשי — נעול (v1.1)</w:t>
       </w:r>
     </w:p>
     <w:p>
@@ -338,7 +465,21 @@
           <w:b w:val="0"/>
           <w:sz w:val="22"/>
         </w:rPr>
-        <w:t>הקשר: המותג אינו "סטודיו" בלבד; נדרש ניסוח שמשקף מרכז טיפול ולימוד דיג'רידו.</w:t>
+        <w:t>אין בחירת א / ב / ג. הניסוח המחייב — בעמודה «נעילה» בראש מסמך זה וב־`MEETING-MINUTES-EYAL-2026-03-31.md`.</w:t>
+      </w:r>
+    </w:p>
+    <w:p>
+      <w:pPr>
+        <w:jc w:val="right"/>
+      </w:pPr>
+      <w:r>
+        <w:rPr>
+          <w:rFonts w:ascii="Arial" w:hAnsi="Arial" w:cs="Arial"/>
+          <w:rFonts w:ascii="Arial" w:hAnsi="Arial"/>
+          <w:b w:val="0"/>
+          <w:sz w:val="22"/>
+        </w:rPr>
+        <w:t>_(להלן הטבלה ההיסטורית לייצוא Word בלבד —)_</w:t>
       </w:r>
     </w:p>
     <w:p>
@@ -422,7 +563,7 @@
           <w:b w:val="0"/>
           <w:sz w:val="22"/>
         </w:rPr>
-        <w:t>בחירתי: ☐ א ☐ ב ☐ ג ☐ שילוב: _________________________________</w:t>
+        <w:t>בחירה בפועל (נעול): לפי v1.1 — ראו טבלת «נעול 2026-03-31».</w:t>
       </w:r>
     </w:p>
     <w:p>
@@ -437,7 +578,7 @@
           <w:b/>
           <w:sz w:val="24"/>
         </w:rPr>
-        <w:t>2. חשבונית ירוקה (Morning) — מסלול סליקה</w:t>
+        <w:t>2. חשבונית ירוקה — נעול: כפתור בלבד</w:t>
       </w:r>
     </w:p>
     <w:p>
@@ -451,7 +592,7 @@
           <w:b w:val="0"/>
           <w:sz w:val="22"/>
         </w:rPr>
-        <w:t>מסמך פעולה לאייל (תקציר + בדיקות מול Morning + דוגמה לפיתוח): `FOR-EYAL-GREEN-INVOICE-ACTION-SHEET-2026-03-30.md` — להגשה ב־Word/PDF (מיוצא מ־`build_eyal_ceo_deliverables.py`).</w:t>
+        <w:t>מסמך פעולה: `FOR-EYAL-GREEN-INVOICE-ACTION-SHEET-2026-03-30.md` — ייצוא Word.</w:t>
       </w:r>
     </w:p>
     <w:p>
@@ -465,7 +606,7 @@
           <w:b w:val="0"/>
           <w:sz w:val="22"/>
         </w:rPr>
-        <w:t>מחקר: הושלם — פירוט מלא ב־`../../team-100-preplanning/GREEN-INVOICE-CAPABILITIES-FINDINGS-2026-03-30.md` (מנוי Best+ לרוב קישורי התשלום; API/Woo לשלב עומק).</w:t>
+        <w:t>מסלול מאושר: עמוד מוצר = תוכן + כפתור לקישור תשלום Morning. דוגמת כפתור — תפעולי (לא שינוי החלטה).</w:t>
       </w:r>
     </w:p>
     <w:p>
@@ -479,7 +620,7 @@
           <w:b w:val="0"/>
           <w:sz w:val="22"/>
         </w:rPr>
-        <w:t>באתר WordPress: נשאר קטלוג — עמוד מוצר = תוכן + כפתור ליעד חיצוני (לינק / דף מכירה Morning).</w:t>
+        <w:t>_(טבלת א׳/ב׳/ג׳ להלן — היסטורית לייצוא בלבד.)_</w:t>
       </w:r>
     </w:p>
     <w:p>
@@ -521,7 +662,7 @@
           <w:b w:val="0"/>
           <w:sz w:val="22"/>
         </w:rPr>
-        <w:t>| א | קישורי תשלום מ־Morning (סכום קבוע / פתוח / הוראת קבע) — כפתור או לינק מכל עמוד מוצר. |</w:t>
+        <w:t>| א | קישורי תשלום מ־Morning — זה המסלול שנבחר |</w:t>
       </w:r>
     </w:p>
     <w:p>
@@ -535,7 +676,7 @@
           <w:b w:val="0"/>
           <w:sz w:val="22"/>
         </w:rPr>
-        <w:t>| ב | דף מכירה / דף נחיתה hosted ב־Morning — קטלוג/מוצרים שם; באתר קישורים אל הדף או למוצר. |</w:t>
+        <w:t>| ב | דף מכירה hosted ב־Morning |</w:t>
       </w:r>
     </w:p>
     <w:p>
@@ -549,7 +690,7 @@
           <w:b w:val="0"/>
           <w:sz w:val="22"/>
         </w:rPr>
-        <w:t>| ג | שילוב: חלק מהמוצרים לינק ישיר, חלק לדף מכירה — לפרט: _________________________ |</w:t>
+        <w:t>| ג | שילוב |</w:t>
       </w:r>
     </w:p>
     <w:p>
@@ -563,21 +704,7 @@
           <w:b w:val="0"/>
           <w:sz w:val="22"/>
         </w:rPr>
-        <w:t>שלב עומק (לא לסמן כברירת מחדל): API + Webhooks + WooCommerce — רק אם רלוונטי בעתיד ומנוי מאפשר — לתאם עם נימרוד.</w:t>
-      </w:r>
-    </w:p>
-    <w:p>
-      <w:pPr>
-        <w:jc w:val="right"/>
-      </w:pPr>
-      <w:r>
-        <w:rPr>
-          <w:rFonts w:ascii="Arial" w:hAnsi="Arial" w:cs="Arial"/>
-          <w:rFonts w:ascii="Arial" w:hAnsi="Arial"/>
-          <w:b w:val="0"/>
-          <w:sz w:val="22"/>
-        </w:rPr>
-        <w:t>בחירתי (מסלול ראשי): ☐ א ☐ ב ☐ ג</w:t>
+        <w:t>בחירה בפועל (נעול): א — כפתור בלבד.</w:t>
       </w:r>
     </w:p>
     <w:p>
@@ -592,7 +719,7 @@
           <w:b/>
           <w:sz w:val="24"/>
         </w:rPr>
-        <w:t>3. מחיצה 1 — תווית המרכז / השירותים הראשיים (בחר אחד או שילוב)</w:t>
+        <w:t>3–5. תוויות מחיצות (טופס ישן) — מבוטל כמקור החלטה</w:t>
       </w:r>
     </w:p>
     <w:p>
@@ -606,77 +733,7 @@
           <w:b w:val="0"/>
           <w:sz w:val="22"/>
         </w:rPr>
-        <w:t>| אפשרות | דוגמת תווית לתפריט + דף הבית |</w:t>
-      </w:r>
-    </w:p>
-    <w:p>
-      <w:pPr>
-        <w:jc w:val="right"/>
-      </w:pPr>
-      <w:r>
-        <w:rPr>
-          <w:rFonts w:ascii="Arial" w:hAnsi="Arial" w:cs="Arial"/>
-          <w:rFonts w:ascii="Arial" w:hAnsi="Arial"/>
-          <w:b w:val="0"/>
-          <w:sz w:val="22"/>
-        </w:rPr>
-        <w:t>|--------|-------------------------------|</w:t>
-      </w:r>
-    </w:p>
-    <w:p>
-      <w:pPr>
-        <w:jc w:val="right"/>
-      </w:pPr>
-      <w:r>
-        <w:rPr>
-          <w:rFonts w:ascii="Arial" w:hAnsi="Arial" w:cs="Arial"/>
-          <w:rFonts w:ascii="Arial" w:hAnsi="Arial"/>
-          <w:b w:val="0"/>
-          <w:sz w:val="22"/>
-        </w:rPr>
-        <w:t>| א | המרכז |</w:t>
-      </w:r>
-    </w:p>
-    <w:p>
-      <w:pPr>
-        <w:jc w:val="right"/>
-      </w:pPr>
-      <w:r>
-        <w:rPr>
-          <w:rFonts w:ascii="Arial" w:hAnsi="Arial" w:cs="Arial"/>
-          <w:rFonts w:ascii="Arial" w:hAnsi="Arial"/>
-          <w:b w:val="0"/>
-          <w:sz w:val="22"/>
-        </w:rPr>
-        <w:t>| ב | טיפול ולימוד |</w:t>
-      </w:r>
-    </w:p>
-    <w:p>
-      <w:pPr>
-        <w:jc w:val="right"/>
-      </w:pPr>
-      <w:r>
-        <w:rPr>
-          <w:rFonts w:ascii="Arial" w:hAnsi="Arial" w:cs="Arial"/>
-          <w:rFonts w:ascii="Arial" w:hAnsi="Arial"/>
-          <w:b w:val="0"/>
-          <w:sz w:val="22"/>
-        </w:rPr>
-        <w:t>| ג | מה אנחנו עושים |</w:t>
-      </w:r>
-    </w:p>
-    <w:p>
-      <w:pPr>
-        <w:jc w:val="right"/>
-      </w:pPr>
-      <w:r>
-        <w:rPr>
-          <w:rFonts w:ascii="Arial" w:hAnsi="Arial" w:cs="Arial"/>
-          <w:rFonts w:ascii="Arial" w:hAnsi="Arial"/>
-          <w:b w:val="0"/>
-          <w:sz w:val="22"/>
-        </w:rPr>
-        <w:t>בחירתי: ☐ א ☐ ב ☐ ג ☐ שילוב: _________________________________</w:t>
+        <w:t>קובע: עץ התפריט והעמודים ב־`SITEMAP-NEW-SITE-v2-DRAFT.md` v2.3 (APPROVED).</w:t>
       </w:r>
     </w:p>
     <w:p>
@@ -691,7 +748,7 @@
           <w:b/>
           <w:sz w:val="24"/>
         </w:rPr>
-        <w:t>4. מחיצה 2 — ספרים (והוצאה מוזגת) (בחר אחד או שילוב)</w:t>
+        <w:t>6. עמוד אנגלית — נעול</w:t>
       </w:r>
     </w:p>
     <w:p>
@@ -705,7 +762,7 @@
           <w:b w:val="0"/>
           <w:sz w:val="22"/>
         </w:rPr>
-        <w:t>| אפשרות | דוגמת תווית |</w:t>
+        <w:t>H1 מאושר: `Didgeridoo healing center - Eyal Amit`</w:t>
       </w:r>
     </w:p>
     <w:p>
@@ -719,63 +776,7 @@
           <w:b w:val="0"/>
           <w:sz w:val="22"/>
         </w:rPr>
-        <w:t>|--------|-------------|</w:t>
-      </w:r>
-    </w:p>
-    <w:p>
-      <w:pPr>
-        <w:jc w:val="right"/>
-      </w:pPr>
-      <w:r>
-        <w:rPr>
-          <w:rFonts w:ascii="Arial" w:hAnsi="Arial" w:cs="Arial"/>
-          <w:rFonts w:ascii="Arial" w:hAnsi="Arial"/>
-          <w:b w:val="0"/>
-          <w:sz w:val="22"/>
-        </w:rPr>
-        <w:t>| א | ספרים |</w:t>
-      </w:r>
-    </w:p>
-    <w:p>
-      <w:pPr>
-        <w:jc w:val="right"/>
-      </w:pPr>
-      <w:r>
-        <w:rPr>
-          <w:rFonts w:ascii="Arial" w:hAnsi="Arial" w:cs="Arial"/>
-          <w:rFonts w:ascii="Arial" w:hAnsi="Arial"/>
-          <w:b w:val="0"/>
-          <w:sz w:val="22"/>
-        </w:rPr>
-        <w:t>| ב | ספרים ועוד ממני |</w:t>
-      </w:r>
-    </w:p>
-    <w:p>
-      <w:pPr>
-        <w:jc w:val="right"/>
-      </w:pPr>
-      <w:r>
-        <w:rPr>
-          <w:rFonts w:ascii="Arial" w:hAnsi="Arial" w:cs="Arial"/>
-          <w:rFonts w:ascii="Arial" w:hAnsi="Arial"/>
-          <w:b w:val="0"/>
-          <w:sz w:val="22"/>
-        </w:rPr>
-        <w:t>| ג | הוצאה וספרים _(אם תרצה לשמור מילה "הוצאה" בולטת)_ |</w:t>
-      </w:r>
-    </w:p>
-    <w:p>
-      <w:pPr>
-        <w:jc w:val="right"/>
-      </w:pPr>
-      <w:r>
-        <w:rPr>
-          <w:rFonts w:ascii="Arial" w:hAnsi="Arial" w:cs="Arial"/>
-          <w:rFonts w:ascii="Arial" w:hAnsi="Arial"/>
-          <w:b w:val="0"/>
-          <w:sz w:val="22"/>
-        </w:rPr>
-        <w:t>בחירתי: ☐ א ☐ ב ☐ ג ☐ שילוב: _________________________________</w:t>
+        <w:t>גוף העמוד והמטא — `../../../team-100-preplanning/EN-LANDING-PAGE-CONTENT-DRAFT-2026-03-29.md` (כותרת ראשית נעולה; שאר הפסקאות — עריכת ניסוח שוטפת בלבד).</w:t>
       </w:r>
     </w:p>
     <w:p>
@@ -790,7 +791,7 @@
           <w:b/>
           <w:sz w:val="24"/>
         </w:rPr>
-        <w:t>5. מחיצה 3 — הופעות ועבר (ארכיון, לא חזית שיווקית) (בחר אחד או שילוב)</w:t>
+        <w:t>7. דף הבית — כיוון עיצובי (פתוח — אישור אייל סופי)</w:t>
       </w:r>
     </w:p>
     <w:p>
@@ -804,7 +805,7 @@
           <w:b w:val="0"/>
           <w:sz w:val="22"/>
         </w:rPr>
-        <w:t>| אפשרות | דוגמת תווית |</w:t>
+        <w:t>זהו הסעיף היחיד שעדיין דורש החלטה ויזואלית מפורשת אחרי סקירת המוקאפים.</w:t>
       </w:r>
     </w:p>
     <w:p>
@@ -818,219 +819,7 @@
           <w:b w:val="0"/>
           <w:sz w:val="22"/>
         </w:rPr>
-        <w:t>|--------|-------------|</w:t>
-      </w:r>
-    </w:p>
-    <w:p>
-      <w:pPr>
-        <w:jc w:val="right"/>
-      </w:pPr>
-      <w:r>
-        <w:rPr>
-          <w:rFonts w:ascii="Arial" w:hAnsi="Arial" w:cs="Arial"/>
-          <w:rFonts w:ascii="Arial" w:hAnsi="Arial"/>
-          <w:b w:val="0"/>
-          <w:sz w:val="22"/>
-        </w:rPr>
-        <w:t>| א | הופעות וארכיון |</w:t>
-      </w:r>
-    </w:p>
-    <w:p>
-      <w:pPr>
-        <w:jc w:val="right"/>
-      </w:pPr>
-      <w:r>
-        <w:rPr>
-          <w:rFonts w:ascii="Arial" w:hAnsi="Arial" w:cs="Arial"/>
-          <w:rFonts w:ascii="Arial" w:hAnsi="Arial"/>
-          <w:b w:val="0"/>
-          <w:sz w:val="22"/>
-        </w:rPr>
-        <w:t>| ב | מהעבר שלי |</w:t>
-      </w:r>
-    </w:p>
-    <w:p>
-      <w:pPr>
-        <w:jc w:val="right"/>
-      </w:pPr>
-      <w:r>
-        <w:rPr>
-          <w:rFonts w:ascii="Arial" w:hAnsi="Arial" w:cs="Arial"/>
-          <w:rFonts w:ascii="Arial" w:hAnsi="Arial"/>
-          <w:b w:val="0"/>
-          <w:sz w:val="22"/>
-        </w:rPr>
-        <w:t>| ג | ארכיון _(מוסבר לאתר: תוכן פעיל, לא מוסתר — "פוסטים ישנים יותר")_ |</w:t>
-      </w:r>
-    </w:p>
-    <w:p>
-      <w:pPr>
-        <w:jc w:val="right"/>
-      </w:pPr>
-      <w:r>
-        <w:rPr>
-          <w:rFonts w:ascii="Arial" w:hAnsi="Arial" w:cs="Arial"/>
-          <w:rFonts w:ascii="Arial" w:hAnsi="Arial"/>
-          <w:b w:val="0"/>
-          <w:sz w:val="22"/>
-        </w:rPr>
-        <w:t>בחירתי: ☐ א ☐ ב ☐ ג ☐ שילוב: _________________________________</w:t>
-      </w:r>
-    </w:p>
-    <w:p>
-      <w:pPr>
-        <w:pStyle w:val="Heading2"/>
-        <w:jc w:val="right"/>
-      </w:pPr>
-      <w:r>
-        <w:rPr>
-          <w:rFonts w:ascii="Arial" w:hAnsi="Arial" w:cs="Arial"/>
-          <w:rFonts w:ascii="Arial" w:hAnsi="Arial"/>
-          <w:b/>
-          <w:sz w:val="24"/>
-        </w:rPr>
-        <w:t>6. עמוד אנגלית — כיוון (בחר אחד או שילוב)</w:t>
-      </w:r>
-    </w:p>
-    <w:p>
-      <w:pPr>
-        <w:jc w:val="right"/>
-      </w:pPr>
-      <w:r>
-        <w:rPr>
-          <w:rFonts w:ascii="Arial" w:hAnsi="Arial" w:cs="Arial"/>
-          <w:rFonts w:ascii="Arial" w:hAnsi="Arial"/>
-          <w:b w:val="0"/>
-          <w:sz w:val="22"/>
-        </w:rPr>
-        <w:t>הצעת הצוות: פחות דגש על תיירות מסורתית; כן פנים לקהל בין-לאומי (מקצוע, סדנאות בחו"ל, שיתופי פעולה, אנגלית כשפת עבודה משנית).</w:t>
-      </w:r>
-    </w:p>
-    <w:p>
-      <w:pPr>
-        <w:jc w:val="right"/>
-      </w:pPr>
-      <w:r>
-        <w:rPr>
-          <w:rFonts w:ascii="Arial" w:hAnsi="Arial" w:cs="Arial"/>
-          <w:rFonts w:ascii="Arial" w:hAnsi="Arial"/>
-          <w:b w:val="0"/>
-          <w:sz w:val="22"/>
-        </w:rPr>
-        <w:t>| אפשרות | כותרת עמוד מוצעת | הערה |</w:t>
-      </w:r>
-    </w:p>
-    <w:p>
-      <w:pPr>
-        <w:jc w:val="right"/>
-      </w:pPr>
-      <w:r>
-        <w:rPr>
-          <w:rFonts w:ascii="Arial" w:hAnsi="Arial" w:cs="Arial"/>
-          <w:rFonts w:ascii="Arial" w:hAnsi="Arial"/>
-          <w:b w:val="0"/>
-          <w:sz w:val="22"/>
-        </w:rPr>
-        <w:t>|--------|-------------------|------|</w:t>
-      </w:r>
-    </w:p>
-    <w:p>
-      <w:pPr>
-        <w:jc w:val="right"/>
-      </w:pPr>
-      <w:r>
-        <w:rPr>
-          <w:rFonts w:ascii="Arial" w:hAnsi="Arial" w:cs="Arial"/>
-          <w:rFonts w:ascii="Arial" w:hAnsi="Arial"/>
-          <w:b w:val="0"/>
-          <w:sz w:val="22"/>
-        </w:rPr>
-        <w:t>| א | Eyal Amit — Didgeridoo, Breath &amp; Sound | מקצועי־בינלאומי. |</w:t>
-      </w:r>
-    </w:p>
-    <w:p>
-      <w:pPr>
-        <w:jc w:val="right"/>
-      </w:pPr>
-      <w:r>
-        <w:rPr>
-          <w:rFonts w:ascii="Arial" w:hAnsi="Arial" w:cs="Arial"/>
-          <w:rFonts w:ascii="Arial" w:hAnsi="Arial"/>
-          <w:b w:val="0"/>
-          <w:sz w:val="22"/>
-        </w:rPr>
-        <w:t>| ב | Welcome — The Didgeridoo Center (Israel) | מזהה מיקום בלי "תיירות". |</w:t>
-      </w:r>
-    </w:p>
-    <w:p>
-      <w:pPr>
-        <w:jc w:val="right"/>
-      </w:pPr>
-      <w:r>
-        <w:rPr>
-          <w:rFonts w:ascii="Arial" w:hAnsi="Arial" w:cs="Arial"/>
-          <w:rFonts w:ascii="Arial" w:hAnsi="Arial"/>
-          <w:b w:val="0"/>
-          <w:sz w:val="22"/>
-        </w:rPr>
-        <w:t>| ג | Workshops &amp; Sessions in English | דגש על מה שניתן לרכוש/להזמין באנגלית. |</w:t>
-      </w:r>
-    </w:p>
-    <w:p>
-      <w:pPr>
-        <w:jc w:val="right"/>
-      </w:pPr>
-      <w:r>
-        <w:rPr>
-          <w:rFonts w:ascii="Arial" w:hAnsi="Arial" w:cs="Arial"/>
-          <w:rFonts w:ascii="Arial" w:hAnsi="Arial"/>
-          <w:b w:val="0"/>
-          <w:sz w:val="22"/>
-        </w:rPr>
-        <w:t>בחירתי: ☐ א ☐ ב ☐ ג ☐ שילוב: _________________________________</w:t>
-      </w:r>
-    </w:p>
-    <w:p>
-      <w:pPr>
-        <w:pStyle w:val="Heading2"/>
-        <w:jc w:val="right"/>
-      </w:pPr>
-      <w:r>
-        <w:rPr>
-          <w:rFonts w:ascii="Arial" w:hAnsi="Arial" w:cs="Arial"/>
-          <w:rFonts w:ascii="Arial" w:hAnsi="Arial"/>
-          <w:b/>
-          <w:sz w:val="24"/>
-        </w:rPr>
-        <w:t>7. דף הבית — כיוון עיצובי (בחר אחד או שילוב)</w:t>
-      </w:r>
-    </w:p>
-    <w:p>
-      <w:pPr>
-        <w:jc w:val="right"/>
-      </w:pPr>
-      <w:r>
-        <w:rPr>
-          <w:rFonts w:ascii="Arial" w:hAnsi="Arial" w:cs="Arial"/>
-          <w:rFonts w:ascii="Arial" w:hAnsi="Arial"/>
-          <w:b w:val="0"/>
-          <w:sz w:val="22"/>
-        </w:rPr>
-        <w:t>ראו תרשימים במסמך הפנימי `HOME-PAGE-DIRECTIONS-v1.2.md` (מצורף לצוות כ-PDF או הדפסה).</w:t>
-      </w:r>
-    </w:p>
-    <w:p>
-      <w:pPr>
-        <w:jc w:val="right"/>
-      </w:pPr>
-      <w:r>
-        <w:rPr>
-          <w:rFonts w:ascii="Arial" w:hAnsi="Arial" w:cs="Arial"/>
-          <w:rFonts w:ascii="Arial" w:hAnsi="Arial"/>
-          <w:b w:val="0"/>
-          <w:sz w:val="22"/>
-        </w:rPr>
-        <w:t>תרשים ויזואלי בדפדפן (תמונות מהאתר הקיים): `../assets/home-directions-visual.html` — פתיחה לפני פגישה / הצגה על מסך.</w:t>
+        <w:t>ראו `HOME-PAGE-DIRECTIONS-v1.2.md` · `../assets/home-directions-visual.html` · `../assets/home-dashboard/index.html`.</w:t>
       </w:r>
     </w:p>
     <w:p>
@@ -1129,7 +918,7 @@
           <w:b/>
           <w:sz w:val="24"/>
         </w:rPr>
-        <w:t>8. קטלוג / עמוד חנות ראשי</w:t>
+        <w:t>8. קטלוג / עמוד חנות ראשי — נעול</w:t>
       </w:r>
     </w:p>
     <w:p>
@@ -1143,7 +932,7 @@
           <w:b w:val="0"/>
           <w:sz w:val="22"/>
         </w:rPr>
-        <w:t>כבר הוחלט בצוות: שמירת אותו נתיב (slug) לעמוד הקטלוג הראשי; תוכן מינימלי יותר — לא מדובר ב-301 במקום עמוד.</w:t>
+        <w:t>שמירת אותו נתיב (slug); תוכן מינימלי יותר — כפי שאושר.</w:t>
       </w:r>
     </w:p>
     <w:p>
@@ -1157,7 +946,7 @@
           <w:b w:val="0"/>
           <w:sz w:val="22"/>
         </w:rPr>
-        <w:t>אישור: ☐ מאשר שקראתי ומסכים</w:t>
+        <w:t>אישור: ☑ נעול ב־v1.1 — חתימה נוספת לא נדרשת לשינוי עקרון</w:t>
       </w:r>
     </w:p>
     <w:p>

--- a/docs/project/eyal-ceo-submissions-and-responses/to-eyal/2026-03-30--final-spec-package-for-eyal/2026-03-30--for-eyal-choices-v1.2--v2-final.docx
+++ b/docs/project/eyal-ceo-submissions-and-responses/to-eyal/2026-03-30--final-spec-package-for-eyal/2026-03-30--for-eyal-choices-v1.2--v2-final.docx
@@ -98,7 +98,7 @@
           <w:b w:val="0"/>
           <w:sz w:val="22"/>
         </w:rPr>
-        <w:t>&gt; אזהרת דריפט: אל תשתמשו בטבלאות א׳/ב׳/ג׳ למטה כדי לקבוע «מה פתוח». מקור נעילות CEO: `Copy of 2026-03-31--meeting-brief-for-eyal--v1.1.docx` + `MEETING-MINUTES-EYAL-2026-03-31.md` + `SPEC-V1.2-DECISIONS-LOCK-2026-03-30.md` §13.</w:t>
+        <w:t>&gt; אזהרת דריפט: אל תשתמשו בטבלאות א׳/ב׳/ג׳ למטה כדי לקבוע «מה פתוח». מקור נעילות CEO: Copy of 2026-03-31--meeting-brief-for-eyal--v1.1.docx + MEETING-MINUTES-EYAL-2026-03-31.md + SPEC-V1.2-DECISIONS-LOCK-2026-03-30.md §13.</w:t>
       </w:r>
     </w:p>
     <w:p>
@@ -154,7 +154,7 @@
           <w:b w:val="0"/>
           <w:sz w:val="22"/>
         </w:rPr>
-        <w:t>מקור החלטות צוות לפני פגישה: `../../../team-100-preplanning/SPEC-V1.2-DECISIONS-LOCK-2026-03-30.md`.</w:t>
+        <w:t>מקור החלטות צוות לפני פגישה: ../../../../team-100-preplanning/SPEC-V1.2-DECISIONS-LOCK-2026-03-30.md.</w:t>
       </w:r>
     </w:p>
     <w:p>
@@ -168,7 +168,7 @@
           <w:b w:val="0"/>
           <w:sz w:val="22"/>
         </w:rPr>
-        <w:t>תנועה וקידום (לאייל): `../../../team-100-preplanning/EYAL-TRAFFIC-GROWTH-AEO-GEO-GUIDE-2026-03-29.md` — מסמך הנחיות + ייצוא Word מ־`build_eyal_ceo_deliverables.py`.</w:t>
+        <w:t>תנועה וקידום (לאייל): ../../../../team-100-preplanning/EYAL-TRAFFIC-GROWTH-AEO-GEO-GUIDE-2026-03-29.md — מסמך הנחיות + ייצוא Word מ־build_eyal_ceo_deliverables.py.</w:t>
       </w:r>
     </w:p>
     <w:p>
@@ -182,7 +182,7 @@
           <w:b w:val="0"/>
           <w:sz w:val="22"/>
         </w:rPr>
-        <w:t>נכסי HTML לסקירה: `../assets/home-dashboard/index.html` (שלוש אופציות דף בית — היחיד שעדיין דורש אישור סופי); `../assets/home-directions-visual.html`; מוקאפים נוספים כבעבר.</w:t>
+        <w:t>נכסי HTML לסקירה: ../../_shared-assets/home-dashboard/index.html (שלוש אופציות דף בית — היחיד שעדיין דורש אישור סופי); ../../_shared-assets/home-directions-visual.html; מוקאפים נוספים כבעבר.</w:t>
       </w:r>
     </w:p>
     <w:p>
@@ -267,7 +267,7 @@
           <w:b w:val="0"/>
           <w:sz w:val="22"/>
         </w:rPr>
-        <w:t>| 3–5 תפריט | לא א׳/ב׳/ג׳ — קובע `SITEMAP-NEW-SITE-v2-DRAFT.md` v2.3 (סטטוס APPROVED) |</w:t>
+        <w:t>| 3–5 תפריט | לא א׳/ב׳/ג׳ — קובע SITEMAP-NEW-SITE-v2-DRAFT.md v2.3 (סטטוס APPROVED) |</w:t>
       </w:r>
     </w:p>
     <w:p>
@@ -281,7 +281,7 @@
           <w:b w:val="0"/>
           <w:sz w:val="22"/>
         </w:rPr>
-        <w:t>| 6 EN | H1: `Didgeridoo healing center - Eyal Amit` |</w:t>
+        <w:t>| 6 EN | H1: Didgeridoo healing center - Eyal Amit |</w:t>
       </w:r>
     </w:p>
     <w:p>
@@ -465,7 +465,7 @@
           <w:b w:val="0"/>
           <w:sz w:val="22"/>
         </w:rPr>
-        <w:t>אין בחירת א / ב / ג. הניסוח המחייב — בעמודה «נעילה» בראש מסמך זה וב־`MEETING-MINUTES-EYAL-2026-03-31.md`.</w:t>
+        <w:t>אין בחירת א / ב / ג. הניסוח המחייב — בעמודה «נעילה» בראש מסמך זה וב־MEETING-MINUTES-EYAL-2026-03-31.md.</w:t>
       </w:r>
     </w:p>
     <w:p>
@@ -592,7 +592,7 @@
           <w:b w:val="0"/>
           <w:sz w:val="22"/>
         </w:rPr>
-        <w:t>מסמך פעולה: `FOR-EYAL-GREEN-INVOICE-ACTION-SHEET-2026-03-30.md` — ייצוא Word.</w:t>
+        <w:t>מסמך פעולה: FOR-EYAL-GREEN-INVOICE-ACTION-SHEET-2026-03-30.md — ייצוא Word.</w:t>
       </w:r>
     </w:p>
     <w:p>
@@ -733,7 +733,7 @@
           <w:b w:val="0"/>
           <w:sz w:val="22"/>
         </w:rPr>
-        <w:t>קובע: עץ התפריט והעמודים ב־`SITEMAP-NEW-SITE-v2-DRAFT.md` v2.3 (APPROVED).</w:t>
+        <w:t>קובע: עץ התפריט והעמודים ב־SITEMAP-NEW-SITE-v2-DRAFT.md v2.3 (APPROVED).</w:t>
       </w:r>
     </w:p>
     <w:p>
@@ -762,7 +762,7 @@
           <w:b w:val="0"/>
           <w:sz w:val="22"/>
         </w:rPr>
-        <w:t>H1 מאושר: `Didgeridoo healing center - Eyal Amit`</w:t>
+        <w:t>H1 מאושר: Didgeridoo healing center - Eyal Amit</w:t>
       </w:r>
     </w:p>
     <w:p>
@@ -776,7 +776,7 @@
           <w:b w:val="0"/>
           <w:sz w:val="22"/>
         </w:rPr>
-        <w:t>גוף העמוד והמטא — `../../../team-100-preplanning/EN-LANDING-PAGE-CONTENT-DRAFT-2026-03-29.md` (כותרת ראשית נעולה; שאר הפסקאות — עריכת ניסוח שוטפת בלבד).</w:t>
+        <w:t>גוף העמוד והמטא — ../../../../team-100-preplanning/EN-LANDING-PAGE-CONTENT-DRAFT-2026-03-29.md (כותרת ראשית נעולה; שאר הפסקאות — עריכת ניסוח שוטפת בלבד).</w:t>
       </w:r>
     </w:p>
     <w:p>
@@ -819,7 +819,7 @@
           <w:b w:val="0"/>
           <w:sz w:val="22"/>
         </w:rPr>
-        <w:t>ראו `HOME-PAGE-DIRECTIONS-v1.2.md` · `../assets/home-directions-visual.html` · `../assets/home-dashboard/index.html`.</w:t>
+        <w:t>ראו HOME-PAGE-DIRECTIONS-v1.2.md · ../../_shared-assets/home-directions-visual.html · ../../_shared-assets/home-dashboard/index.html.</w:t>
       </w:r>
     </w:p>
     <w:p>
